--- a/livrables/lecons/2026-08-31_lecon-psychopathologie_13_troubles-neurocognitifs-vieillissement.docx
+++ b/livrables/lecons/2026-08-31_lecon-psychopathologie_13_troubles-neurocognitifs-vieillissement.docx
@@ -1637,7 +1637,7 @@
           <w:sz w:val="22"/>
           <w:szCs w:val="22"/>
         </w:rPr>
-        <w:t xml:space="preserve">Vignette C : accidents de voiture répétés, perte d'orientation spatiale dans des lieux familiers, difficulté à s'orienter dans l'espace. → Domaine Cognition perceptivo-motrice (visuo-spatiale, praxies) atteint. Mémoire intacte → TNC à dominante visuospatiale, évocateur de corps de Lewy ou de DFT ou d'atteinte pariétale.</w:t>
+        <w:t xml:space="preserve">Vignette C : accidents de voiture répétés, perte d'orientation spatiale dans des lieux familiers, difficulté à s'orienter dans l'espace. → Domaine Cognition perceptivo-motrice (visuo-spatiale, praxies) atteint. Mémoire intacte → TNC à dominante visuospatiale. Deux pistes cohérentes : l'ATROPHIE CORTICALE POSTÉRIEURE — la variante visuelle de la maladie d'Alzheimer, qui débute par les fonctions visuo-spatiales et épargne longtemps la mémoire — et la démence à corps de Lewy. ⚠️ Ne PAS évoquer une DFT ici : la section 3 la définit par la désinhibition comportementale et les troubles du langage, avec une atteinte TARDIVE de la mémoire ; les capacités visuo-spatiales y sont au contraire relativement préservées, ce qui en fait un argument DIFFÉRENTIEL et non un argument en faveur.</w:t>
       </w:r>
     </w:p>
     <w:p>
@@ -1694,7 +1694,7 @@
           <w:sz w:val="22"/>
           <w:szCs w:val="22"/>
         </w:rPr>
-        <w:t xml:space="preserve">Vignette F : hallucinations visuelles détaillées le soir, chutes (syndrome parkinsonien), fluctuations cognitives importantes jour/jour. → Profil très évocateur de Démence à corps de Lewy. Les domaines atteints : Attention (fluctuations), Cognition perceptivo-motrice (chutes), Cognition sociale (hallucinations). → TNC majeur.</w:t>
+        <w:t xml:space="preserve">Vignette F : hallucinations visuelles détaillées le soir, chutes (syndrome parkinsonien), fluctuations cognitives importantes jour/jour. → Profil très évocateur de Démence à corps de Lewy. Les domaines atteints, en s'en tenant à la grille des six domaines : ATTENTION COMPLEXE (fluctuations marquées d'un jour à l'autre) et COGNITION PERCEPTIVO-MOTRICE — c'est à ce domaine perceptif que se rattachent les hallucinations visuelles, PAS à la cognition sociale, qui désigne la reconnaissance des émotions, la théorie de l'esprit et le comportement social. Les chutes, elles, relèvent du syndrome parkinsonien associé : c'est un signe moteur, pas un domaine cognitif. → TNC majeur.</w:t>
       </w:r>
     </w:p>
     <w:p>
@@ -3594,7 +3594,7 @@
           <w:sz w:val="22"/>
           <w:szCs w:val="22"/>
         </w:rPr>
-        <w:t xml:space="preserve">La RBPP HAS « Accompagnement des personnes atteintes d'une maladie d'Alzheimer ou apparentée en établissement médico-social » (mars 2018) est directement applicable aux ESSMS hébergeant des personnes âgées. Elle insiste sur la préservation de l'autonomie dans les choix de vie quotidienne, le projet personnalisé, et la formation des équipes à la prévention des troubles du comportement.</w:t>
+        <w:t xml:space="preserve">La RBPP « L'accompagnement des personnes atteintes d'une maladie d'Alzheimer ou apparentée en établissement médico-social » — publiée par l'ANESM le 2 février 2009 dans le cadre du plan Alzheimer 2008-2012, et reprise par la HAS le 16 mars 2018. ⚠️ Citer les deux dates : « mars 2018 » seul laisse croire à un texte récent alors que le contenu a dix-sept ans — il reste applicable et maintenu par la HAS, mais un évaluateur fera la différence est directement applicable aux ESSMS hébergeant des personnes âgées. Elle insiste sur la préservation de l'autonomie dans les choix de vie quotidienne, le projet personnalisé, et la formation des équipes à la prévention des troubles du comportement.</w:t>
       </w:r>
     </w:p>
     <w:p>
@@ -3923,6 +3923,134 @@
           <w:szCs w:val="22"/>
         </w:rPr>
         <w:t xml:space="preserve">Document généré le 31/08/2026 — Leçon 13 / 20 — Parcours Psychopathologie clinique</w:t>
+      </w:r>
+    </w:p>
+    <w:p>
+      <w:pPr>
+        <w:spacing w:after="120" w:before="300"/>
+      </w:pPr>
+      <w:r>
+        <w:rPr>
+          <w:rFonts w:ascii="Calibri" w:cs="Calibri" w:eastAsia="Calibri" w:hAnsi="Calibri"/>
+          <w:b/>
+          <w:bCs/>
+          <w:color w:val="1B3A6B"/>
+          <w:sz w:val="28"/>
+          <w:szCs w:val="28"/>
+        </w:rPr>
+        <w:t xml:space="preserve">📝 Journal des corrections</w:t>
+      </w:r>
+    </w:p>
+    <w:p>
+      <w:pPr>
+        <w:spacing w:after="80" w:before="80"/>
+      </w:pPr>
+      <w:r>
+        <w:rPr>
+          <w:rFonts w:ascii="Calibri" w:cs="Calibri" w:eastAsia="Calibri" w:hAnsi="Calibri"/>
+          <w:color w:val="1F2937"/>
+          <w:sz w:val="22"/>
+          <w:szCs w:val="22"/>
+        </w:rPr>
+        <w:t xml:space="preserve">Leçon produite et relue le 31/08/2026. Les corrections sont fondues dans le texte ci-dessus ; les formulations d'origine sont conservées ici.</w:t>
+      </w:r>
+    </w:p>
+    <w:p>
+      <w:pPr>
+        <w:spacing w:after="80" w:before="80"/>
+      </w:pPr>
+      <w:r>
+        <w:rPr>
+          <w:rFonts w:ascii="Calibri" w:cs="Calibri" w:eastAsia="Calibri" w:hAnsi="Calibri"/>
+          <w:color w:val="1F2937"/>
+          <w:sz w:val="22"/>
+          <w:szCs w:val="22"/>
+        </w:rPr>
+        <w:t xml:space="preserve">1. Vignette C — la DFT était citée à contresens.</w:t>
+      </w:r>
+    </w:p>
+    <w:p>
+      <w:pPr>
+        <w:spacing w:after="80" w:before="80"/>
+      </w:pPr>
+      <w:r>
+        <w:rPr>
+          <w:rFonts w:ascii="Calibri" w:cs="Calibri" w:eastAsia="Calibri" w:hAnsi="Calibri"/>
+          <w:color w:val="1F2937"/>
+          <w:sz w:val="22"/>
+          <w:szCs w:val="22"/>
+        </w:rPr>
+        <w:t xml:space="preserve">Version initiale : « Mémoire intacte → TNC à dominante visuospatiale, évocateur de corps de Lewy ou de DFT ou d'atteinte pariétale. » Or la section 3 de cette même leçon définit la dégénérescence frontotemporale par la désinhibition comportementale et les troubles du langage précoces, avec une atteinte TARDIVE de la mémoire — et la vignette E lui attribue correctement un profil de désinhibition. Dans la DFT, les capacités visuo-spatiales sont au contraire relativement préservées : c'est un argument différentiel, pas un argument en faveur. La réponse attendue devant un tableau visuospatial pur à mémoire épargnée est l'ATROPHIE CORTICALE POSTÉRIEURE, variante visuelle de la maladie d'Alzheimer, qui n'apparaissait nulle part dans la leçon. Elle a été ajoutée, et la mention de la DFT remplacée par la raison de l'écarter.</w:t>
+      </w:r>
+    </w:p>
+    <w:p>
+      <w:pPr>
+        <w:spacing w:after="80" w:before="80"/>
+      </w:pPr>
+      <w:r>
+        <w:rPr>
+          <w:rFonts w:ascii="Calibri" w:cs="Calibri" w:eastAsia="Calibri" w:hAnsi="Calibri"/>
+          <w:color w:val="1F2937"/>
+          <w:sz w:val="22"/>
+          <w:szCs w:val="22"/>
+        </w:rPr>
+        <w:t xml:space="preserve">2. Vignette F — les hallucinations classées dans le mauvais domaine.</w:t>
+      </w:r>
+    </w:p>
+    <w:p>
+      <w:pPr>
+        <w:spacing w:after="80" w:before="80"/>
+      </w:pPr>
+      <w:r>
+        <w:rPr>
+          <w:rFonts w:ascii="Calibri" w:cs="Calibri" w:eastAsia="Calibri" w:hAnsi="Calibri"/>
+          <w:color w:val="1F2937"/>
+          <w:sz w:val="22"/>
+          <w:szCs w:val="22"/>
+        </w:rPr>
+        <w:t xml:space="preserve">Version initiale : « Les domaines atteints : Attention (fluctuations), Cognition perceptivo-motrice (chutes), Cognition sociale (hallucinations). » Le tableau des six domaines, qui est l'outil central de la leçon, définit la cognition sociale comme la reconnaissance des émotions, la théorie de l'esprit et le comportement social. Une hallucination visuelle est un trouble de la PERCEPTION : elle relève de la cognition perceptivo-motrice. Et les chutes ne sont pas un domaine cognitif : elles relèvent du syndrome parkinsonien associé à la démence à corps de Lewy. Le corrigé a été repris pour s'en tenir à la grille.</w:t>
+      </w:r>
+    </w:p>
+    <w:p>
+      <w:pPr>
+        <w:spacing w:after="80" w:before="80"/>
+      </w:pPr>
+      <w:r>
+        <w:rPr>
+          <w:rFonts w:ascii="Calibri" w:cs="Calibri" w:eastAsia="Calibri" w:hAnsi="Calibri"/>
+          <w:color w:val="1F2937"/>
+          <w:sz w:val="22"/>
+          <w:szCs w:val="22"/>
+        </w:rPr>
+        <w:t xml:space="preserve">3. Datation de la recommandation citée dans le pont professionnel.</w:t>
+      </w:r>
+    </w:p>
+    <w:p>
+      <w:pPr>
+        <w:spacing w:after="80" w:before="80"/>
+      </w:pPr>
+      <w:r>
+        <w:rPr>
+          <w:rFonts w:ascii="Calibri" w:cs="Calibri" w:eastAsia="Calibri" w:hAnsi="Calibri"/>
+          <w:color w:val="1F2937"/>
+          <w:sz w:val="22"/>
+          <w:szCs w:val="22"/>
+        </w:rPr>
+        <w:t xml:space="preserve">Version initiale : « La RBPP HAS “Accompagnement des personnes atteintes d'une maladie d'Alzheimer ou apparentée en établissement médico-social” (mars 2018) ». Vérifié le 31/08/2026 sur la page HAS citée en ressources : le texte a été publié par l'ANESM le 2 février 2009, dans le cadre du plan Alzheimer 2008-2012 ; mars 2018 est la date de reprise par la HAS lors du transfert des travaux de l'ANESM. La recommandation reste applicable et maintenue, mais les deux dates doivent figurer : « mars 2018 » seul laisse croire à un texte récent alors que le contenu a dix-sept ans. Nommer une recommandation ne suffit pas — il faut la dater juste.</w:t>
+      </w:r>
+    </w:p>
+    <w:p>
+      <w:pPr>
+        <w:spacing w:after="80" w:before="80"/>
+      </w:pPr>
+      <w:r>
+        <w:rPr>
+          <w:rFonts w:ascii="Calibri" w:cs="Calibri" w:eastAsia="Calibri" w:hAnsi="Calibri"/>
+          <w:color w:val="1F2937"/>
+          <w:sz w:val="22"/>
+          <w:szCs w:val="22"/>
+        </w:rPr>
+        <w:t xml:space="preserve">Vérifié lors de la relecture et inchangé : les trois catégories du DSM-5 et le remplacement de « démence » par « trouble neurocognitif » ; les six domaines cognitifs et leurs observables ; les cinq sous-types étiologiques et leurs marqueurs distinctifs ; le tableau de distinction délirium / TNC majeur ; la catégorie F06.7 de la CIM-10 et la convergence de la CIM-11 vers le DSM-5 ; le vieillissement précoce documenté dans la trisomie 21 ; les trois stades de l'exercice 3 ; et les trois URL HAS des ressources, testées ce jour (statut 200). Le point déontologique de la partie B du challenge — évaluer le déclin par rapport au fonctionnement ANTÉRIEUR de la personne et non à une norme populationnelle — est le passage le plus important de la leçon et n'a pas été touché.</w:t>
       </w:r>
     </w:p>
     <w:sectPr>

--- a/livrables/lecons/2026-08-31_lecon-psychopathologie_13_troubles-neurocognitifs-vieillissement.docx
+++ b/livrables/lecons/2026-08-31_lecon-psychopathologie_13_troubles-neurocognitifs-vieillissement.docx
@@ -3825,6 +3825,68 @@
     </w:p>
     <w:p>
       <w:pPr>
+        <w:pStyle w:val="ListParagraph"/>
+        <w:numPr>
+          <w:ilvl w:val="0"/>
+          <w:numId w:val="1"/>
+        </w:numPr>
+        <w:spacing w:after="40" w:before="40"/>
+      </w:pPr>
+      <w:hyperlink w:history="1" r:id="rIdcim11oms20260911">
+        <w:r>
+          <w:rPr>
+            <w:rFonts w:ascii="Times New Roman" w:cs="Times New Roman" w:eastAsia="Times New Roman" w:hAnsi="Times New Roman"/>
+            <w:color w:val="1155CC"/>
+            <w:sz w:val="22"/>
+            <w:szCs w:val="22"/>
+            <w:u w:val="single"/>
+          </w:rPr>
+          <w:t xml:space="preserve">CIM-11 (OMS) — Classification internationale des maladies, 11ᵉ révision</w:t>
+        </w:r>
+      </w:hyperlink>
+      <w:r>
+        <w:rPr>
+          <w:rFonts w:ascii="Times New Roman" w:cs="Times New Roman" w:eastAsia="Times New Roman" w:hAnsi="Times New Roman"/>
+          <w:color w:val="1F2937"/>
+          <w:sz w:val="22"/>
+          <w:szCs w:val="22"/>
+        </w:rPr>
+        <w:t xml:space="preserve"> — la classification elle-même, en français, sur le site de l'OMS. Vérifiée le 11/09/2026 : HTTP 200. ⚠️ La page est une APPLICATION rendue côté navigateur : elle ne sert que 808 caractères de texte au téléchargement direct. Elle donne accès à la classification, elle ne se cite pas comme une page de contenu. AJOUTÉE LE 11/09/2026 : cette classification était nommée dans le corps de la leçon sans aucune adresse.</w:t>
+      </w:r>
+    </w:p>
+    <w:p>
+      <w:pPr>
+        <w:pStyle w:val="ListParagraph"/>
+        <w:numPr>
+          <w:ilvl w:val="0"/>
+          <w:numId w:val="1"/>
+        </w:numPr>
+        <w:spacing w:after="40" w:before="40"/>
+      </w:pPr>
+      <w:hyperlink w:history="1" r:id="rIdcim10oms20260911">
+        <w:r>
+          <w:rPr>
+            <w:rFonts w:ascii="Times New Roman" w:cs="Times New Roman" w:eastAsia="Times New Roman" w:hAnsi="Times New Roman"/>
+            <w:color w:val="1155CC"/>
+            <w:sz w:val="22"/>
+            <w:szCs w:val="22"/>
+            <w:u w:val="single"/>
+          </w:rPr>
+          <w:t xml:space="preserve">CIM-10, version 2019 (OMS) — navigateur de la 10ᵉ révision</w:t>
+        </w:r>
+      </w:hyperlink>
+      <w:r>
+        <w:rPr>
+          <w:rFonts w:ascii="Times New Roman" w:cs="Times New Roman" w:eastAsia="Times New Roman" w:hAnsi="Times New Roman"/>
+          <w:color w:val="1F2937"/>
+          <w:sz w:val="22"/>
+          <w:szCs w:val="22"/>
+        </w:rPr>
+        <w:t xml:space="preserve"> — la révision précédente, encore utilisée par de nombreux systèmes d'information. Vérifiée le 11/09/2026 : HTTP 200, 3 612 caractères utiles, interface en anglais. AJOUTÉE LE 11/09/2026 : cette classification était nommée dans le corps de la leçon sans aucune adresse.</w:t>
+      </w:r>
+    </w:p>
+    <w:p>
+      <w:pPr>
         <w:spacing w:after="120" w:before="120"/>
       </w:pPr>
       <w:r>
@@ -4037,6 +4099,100 @@
           <w:szCs w:val="22"/>
         </w:rPr>
         <w:t xml:space="preserve">Version initiale : « La RBPP HAS “Accompagnement des personnes atteintes d'une maladie d'Alzheimer ou apparentée en établissement médico-social” (mars 2018) ». Vérifié le 31/08/2026 sur la page HAS citée en ressources : le texte a été publié par l'ANESM le 2 février 2009, dans le cadre du plan Alzheimer 2008-2012 ; mars 2018 est la date de reprise par la HAS lors du transfert des travaux de l'ANESM. La recommandation reste applicable et maintenue, mais les deux dates doivent figurer : « mars 2018 » seul laisse croire à un texte récent alors que le contenu a dix-sept ans. Nommer une recommandation ne suffit pas — il faut la dater juste.</w:t>
+      </w:r>
+    </w:p>
+    <w:p>
+      <w:pPr>
+        <w:spacing w:after="120" w:before="300"/>
+      </w:pPr>
+      <w:r>
+        <w:rPr>
+          <w:rFonts w:ascii="Calibri" w:cs="Calibri" w:eastAsia="Calibri" w:hAnsi="Calibri"/>
+          <w:b/>
+          <w:bCs/>
+          <w:color w:val="1B3A6B"/>
+          <w:sz w:val="28"/>
+          <w:szCs w:val="28"/>
+        </w:rPr>
+        <w:t xml:space="preserve">📝 Journal des corrections — 11 septembre 2026</w:t>
+      </w:r>
+    </w:p>
+    <w:p>
+      <w:pPr>
+        <w:pStyle w:val="ListParagraph"/>
+        <w:numPr>
+          <w:ilvl w:val="0"/>
+          <w:numId w:val="1"/>
+        </w:numPr>
+        <w:spacing w:after="40" w:before="40"/>
+      </w:pPr>
+      <w:r>
+        <w:rPr>
+          <w:rFonts w:ascii="Times New Roman" w:cs="Times New Roman" w:eastAsia="Times New Roman" w:hAnsi="Times New Roman"/>
+          <w:b/>
+          <w:bCs/>
+          <w:color w:val="1F2937"/>
+          <w:sz w:val="22"/>
+          <w:szCs w:val="22"/>
+        </w:rPr>
+        <w:t xml:space="preserve">Relue le 11/09/2026 par le test d'attribution des pages, passé sur les 135 leçons du dépôt. UNE correction.</w:t>
+      </w:r>
+    </w:p>
+    <w:p>
+      <w:pPr>
+        <w:pStyle w:val="ListParagraph"/>
+        <w:numPr>
+          <w:ilvl w:val="0"/>
+          <w:numId w:val="1"/>
+        </w:numPr>
+        <w:spacing w:after="40" w:before="40"/>
+      </w:pPr>
+      <w:r>
+        <w:rPr>
+          <w:rFonts w:ascii="Times New Roman" w:cs="Times New Roman" w:eastAsia="Times New Roman" w:hAnsi="Times New Roman"/>
+          <w:color w:val="1F2937"/>
+          <w:sz w:val="22"/>
+          <w:szCs w:val="22"/>
+        </w:rPr>
+        <w:t xml:space="preserve">① Une nosographie était nommée sans adresse. Cette leçon invoque CIM-11, CIM-10 dans son corps sans qu'aucune adresse ne figure dans ses ressources. Ce sont pourtant les instruments qui fondent ses catégories : un lecteur voulant savoir laquelle des deux classifications dit quoi — et elles divergent, notamment sur les troubles de la personnalité — devait la chercher lui-même. Le défaut est répandu dans le parcours : HUIT leçons sur quinze nommaient au moins une nosographie sans adresse — DSM-5-TR dans cinq, CIM-11 dans trois, CIM-10 dans deux, DSM-5 dans deux.</w:t>
+      </w:r>
+    </w:p>
+    <w:p>
+      <w:pPr>
+        <w:pStyle w:val="ListParagraph"/>
+        <w:numPr>
+          <w:ilvl w:val="0"/>
+          <w:numId w:val="1"/>
+        </w:numPr>
+        <w:spacing w:after="40" w:before="40"/>
+      </w:pPr>
+      <w:r>
+        <w:rPr>
+          <w:rFonts w:ascii="Times New Roman" w:cs="Times New Roman" w:eastAsia="Times New Roman" w:hAnsi="Times New Roman"/>
+          <w:color w:val="1F2937"/>
+          <w:sz w:val="22"/>
+          <w:szCs w:val="22"/>
+        </w:rPr>
+        <w:t xml:space="preserve">À ne pas confondre avec les quatre leçons — 02, 05, 09 et 11 — qui nommaient déjà leur classification dans le LIBELLÉ d'une ressource, à côté du lien : celles-là n'avaient aucun défaut et n'ont pas été touchées. Une première version de ce contrôle les avait signalées à tort, parce qu'elle ne cherchait le nom de la nosographie que dans l'URL — or ni icd.who.int/fr ni l'adresse de l'APA ne contiennent la chaîne cherchée. Le contrôle regarde désormais tout le texte de la section Ressources.</w:t>
+      </w:r>
+    </w:p>
+    <w:p>
+      <w:pPr>
+        <w:pStyle w:val="ListParagraph"/>
+        <w:numPr>
+          <w:ilvl w:val="0"/>
+          <w:numId w:val="1"/>
+        </w:numPr>
+        <w:spacing w:after="40" w:before="40"/>
+      </w:pPr>
+      <w:r>
+        <w:rPr>
+          <w:rFonts w:ascii="Times New Roman" w:cs="Times New Roman" w:eastAsia="Times New Roman" w:hAnsi="Times New Roman"/>
+          <w:color w:val="1F2937"/>
+          <w:sz w:val="22"/>
+          <w:szCs w:val="22"/>
+        </w:rPr>
+        <w:t xml:space="preserve">Ce qui a été fait. Les adresses officielles sont ajoutées, testées le 11/09/2026 : icd.who.int/fr pour la CIM-11, icd.who.int/browse10/2019/en pour la CIM-10 (3 612 caractères utiles), psychiatry.org/psychiatrists/practice/dsm pour le DSM (21 859 caractères, où « DSM-5-TR » figure dix-neuf fois). Une réserve écrite plutôt que tue : le navigateur de la CIM-11 est une application rendue côté client, qui ne sert que 808 caractères au téléchargement direct — elle donne accès à la classification, elle ne se cite pas comme une page de contenu.</w:t>
       </w:r>
     </w:p>
     <w:p>
